--- a/Документы/отчёт.docx
+++ b/Документы/отчёт.docx
@@ -207,31 +207,7 @@
         <w:bidi w:val="0"/>
         <w:spacing w:line="240" w:lineRule="auto"/>
         <w:ind w:left="0" w:firstLine="0"/>
-        <w:jc w:val="center"/>
-        <w:rPr>
-          <w:b/>
-          <w:bCs/>
-        </w:rPr>
-      </w:pPr>
-    </w:p>
-    <w:p>
-      <w:pPr>
-        <w:bidi w:val="0"/>
-        <w:spacing w:line="240" w:lineRule="auto"/>
-        <w:ind w:left="0" w:firstLine="0"/>
-        <w:jc w:val="center"/>
-        <w:rPr>
-          <w:b/>
-          <w:bCs/>
-        </w:rPr>
-      </w:pPr>
-    </w:p>
-    <w:p>
-      <w:pPr>
-        <w:bidi w:val="0"/>
-        <w:spacing w:line="240" w:lineRule="auto"/>
-        <w:ind w:left="0" w:firstLine="0"/>
-        <w:jc w:val="center"/>
+        <w:jc w:val="both"/>
         <w:rPr>
           <w:b/>
           <w:bCs/>
@@ -581,17 +557,7 @@
                 <w:bCs w:val="0"/>
                 <w:lang w:val="ru-RU"/>
               </w:rPr>
-              <w:t>лаборан</w:t>
-            </w:r>
-            <w:bookmarkStart w:id="25" w:name="_GoBack"/>
-            <w:bookmarkEnd w:id="25"/>
-            <w:r>
-              <w:rPr>
-                <w:b w:val="0"/>
-                <w:bCs w:val="0"/>
-                <w:lang w:val="ru-RU"/>
-              </w:rPr>
-              <w:t>т, РТУ МИРЭА, Зенина</w:t>
+              <w:t>лаборант, РТУ МИРЭА, Зенина</w:t>
             </w:r>
             <w:r>
               <w:rPr>
@@ -724,9 +690,6 @@
             <w:jc w:val="center"/>
           </w:pPr>
           <w:r>
-            <w:br w:type="page"/>
-          </w:r>
-          <w:r>
             <w:rPr>
               <w:lang w:val="ru-RU"/>
             </w:rPr>
@@ -797,22 +760,7 @@
             <w:fldChar w:fldCharType="separate"/>
           </w:r>
           <w:r>
-            <w:rPr>
-              <w:rStyle w:val="151"/>
-              <w:b/>
-              <w:sz w:val="28"/>
-              <w:szCs w:val="28"/>
-            </w:rPr>
-            <w:tab/>
-          </w:r>
-          <w:r>
-            <w:rPr>
-              <w:rStyle w:val="151"/>
-              <w:b/>
-              <w:sz w:val="28"/>
-              <w:szCs w:val="28"/>
-            </w:rPr>
-            <w:t>2</w:t>
+            <w:t>3</w:t>
           </w:r>
           <w:r>
             <w:fldChar w:fldCharType="end"/>
@@ -860,20 +808,7 @@
             <w:fldChar w:fldCharType="separate"/>
           </w:r>
           <w:r>
-            <w:rPr>
-              <w:rStyle w:val="151"/>
-              <w:sz w:val="28"/>
-              <w:szCs w:val="28"/>
-            </w:rPr>
-            <w:tab/>
-          </w:r>
-          <w:r>
-            <w:rPr>
-              <w:rStyle w:val="151"/>
-              <w:sz w:val="28"/>
-              <w:szCs w:val="28"/>
-            </w:rPr>
-            <w:t>2</w:t>
+            <w:t>3</w:t>
           </w:r>
           <w:r>
             <w:fldChar w:fldCharType="end"/>
@@ -921,19 +856,6 @@
             <w:fldChar w:fldCharType="separate"/>
           </w:r>
           <w:r>
-            <w:rPr>
-              <w:rStyle w:val="151"/>
-              <w:sz w:val="28"/>
-              <w:szCs w:val="28"/>
-            </w:rPr>
-            <w:tab/>
-          </w:r>
-          <w:r>
-            <w:rPr>
-              <w:rStyle w:val="151"/>
-              <w:sz w:val="28"/>
-              <w:szCs w:val="28"/>
-            </w:rPr>
             <w:t>3</w:t>
           </w:r>
           <w:r>
@@ -982,19 +904,6 @@
             <w:fldChar w:fldCharType="separate"/>
           </w:r>
           <w:r>
-            <w:rPr>
-              <w:rStyle w:val="151"/>
-              <w:sz w:val="28"/>
-              <w:szCs w:val="28"/>
-            </w:rPr>
-            <w:tab/>
-          </w:r>
-          <w:r>
-            <w:rPr>
-              <w:rStyle w:val="151"/>
-              <w:sz w:val="28"/>
-              <w:szCs w:val="28"/>
-            </w:rPr>
             <w:t>3</w:t>
           </w:r>
           <w:r>
@@ -1045,22 +954,7 @@
             <w:fldChar w:fldCharType="separate"/>
           </w:r>
           <w:r>
-            <w:rPr>
-              <w:rStyle w:val="151"/>
-              <w:b/>
-              <w:sz w:val="28"/>
-              <w:szCs w:val="28"/>
-            </w:rPr>
-            <w:tab/>
-          </w:r>
-          <w:r>
-            <w:rPr>
-              <w:rStyle w:val="151"/>
-              <w:b/>
-              <w:sz w:val="28"/>
-              <w:szCs w:val="28"/>
-            </w:rPr>
-            <w:t>3</w:t>
+            <w:t>4</w:t>
           </w:r>
           <w:r>
             <w:fldChar w:fldCharType="end"/>
@@ -1108,20 +1002,7 @@
             <w:fldChar w:fldCharType="separate"/>
           </w:r>
           <w:r>
-            <w:rPr>
-              <w:rStyle w:val="151"/>
-              <w:sz w:val="28"/>
-              <w:szCs w:val="28"/>
-            </w:rPr>
-            <w:tab/>
-          </w:r>
-          <w:r>
-            <w:rPr>
-              <w:rStyle w:val="151"/>
-              <w:sz w:val="28"/>
-              <w:szCs w:val="28"/>
-            </w:rPr>
-            <w:t>3</w:t>
+            <w:t>4</w:t>
           </w:r>
           <w:r>
             <w:fldChar w:fldCharType="end"/>
@@ -1169,20 +1050,7 @@
             <w:fldChar w:fldCharType="separate"/>
           </w:r>
           <w:r>
-            <w:rPr>
-              <w:rStyle w:val="151"/>
-              <w:sz w:val="28"/>
-              <w:szCs w:val="28"/>
-            </w:rPr>
-            <w:tab/>
-          </w:r>
-          <w:r>
-            <w:rPr>
-              <w:rStyle w:val="151"/>
-              <w:sz w:val="28"/>
-              <w:szCs w:val="28"/>
-            </w:rPr>
-            <w:t>3</w:t>
+            <w:t>4</w:t>
           </w:r>
           <w:r>
             <w:fldChar w:fldCharType="end"/>
@@ -1232,21 +1100,6 @@
             <w:fldChar w:fldCharType="separate"/>
           </w:r>
           <w:r>
-            <w:rPr>
-              <w:rStyle w:val="151"/>
-              <w:b/>
-              <w:sz w:val="28"/>
-              <w:szCs w:val="28"/>
-            </w:rPr>
-            <w:tab/>
-          </w:r>
-          <w:r>
-            <w:rPr>
-              <w:rStyle w:val="151"/>
-              <w:b/>
-              <w:sz w:val="28"/>
-              <w:szCs w:val="28"/>
-            </w:rPr>
             <w:t>4</w:t>
           </w:r>
           <w:r>
@@ -1295,19 +1148,6 @@
             <w:fldChar w:fldCharType="separate"/>
           </w:r>
           <w:r>
-            <w:rPr>
-              <w:rStyle w:val="151"/>
-              <w:sz w:val="28"/>
-              <w:szCs w:val="28"/>
-            </w:rPr>
-            <w:tab/>
-          </w:r>
-          <w:r>
-            <w:rPr>
-              <w:rStyle w:val="151"/>
-              <w:sz w:val="28"/>
-              <w:szCs w:val="28"/>
-            </w:rPr>
             <w:t>4</w:t>
           </w:r>
           <w:r>
@@ -1356,20 +1196,7 @@
             <w:fldChar w:fldCharType="separate"/>
           </w:r>
           <w:r>
-            <w:rPr>
-              <w:rStyle w:val="151"/>
-              <w:sz w:val="28"/>
-              <w:szCs w:val="28"/>
-            </w:rPr>
-            <w:tab/>
-          </w:r>
-          <w:r>
-            <w:rPr>
-              <w:rStyle w:val="151"/>
-              <w:sz w:val="28"/>
-              <w:szCs w:val="28"/>
-            </w:rPr>
-            <w:t>4</w:t>
+            <w:t>5</w:t>
           </w:r>
           <w:r>
             <w:fldChar w:fldCharType="end"/>
@@ -1417,19 +1244,6 @@
             <w:fldChar w:fldCharType="separate"/>
           </w:r>
           <w:r>
-            <w:rPr>
-              <w:rStyle w:val="151"/>
-              <w:sz w:val="28"/>
-              <w:szCs w:val="28"/>
-            </w:rPr>
-            <w:tab/>
-          </w:r>
-          <w:r>
-            <w:rPr>
-              <w:rStyle w:val="151"/>
-              <w:sz w:val="28"/>
-              <w:szCs w:val="28"/>
-            </w:rPr>
             <w:t>5</w:t>
           </w:r>
           <w:r>
@@ -1478,19 +1292,6 @@
             <w:fldChar w:fldCharType="separate"/>
           </w:r>
           <w:r>
-            <w:rPr>
-              <w:rStyle w:val="151"/>
-              <w:sz w:val="28"/>
-              <w:szCs w:val="28"/>
-            </w:rPr>
-            <w:tab/>
-          </w:r>
-          <w:r>
-            <w:rPr>
-              <w:rStyle w:val="151"/>
-              <w:sz w:val="28"/>
-              <w:szCs w:val="28"/>
-            </w:rPr>
             <w:t>7</w:t>
           </w:r>
           <w:r>
@@ -1539,19 +1340,6 @@
             <w:fldChar w:fldCharType="separate"/>
           </w:r>
           <w:r>
-            <w:rPr>
-              <w:rStyle w:val="151"/>
-              <w:sz w:val="28"/>
-              <w:szCs w:val="28"/>
-            </w:rPr>
-            <w:tab/>
-          </w:r>
-          <w:r>
-            <w:rPr>
-              <w:rStyle w:val="151"/>
-              <w:sz w:val="28"/>
-              <w:szCs w:val="28"/>
-            </w:rPr>
             <w:t>10</w:t>
           </w:r>
           <w:r>
@@ -1602,21 +1390,6 @@
             <w:fldChar w:fldCharType="separate"/>
           </w:r>
           <w:r>
-            <w:rPr>
-              <w:rStyle w:val="151"/>
-              <w:b/>
-              <w:sz w:val="28"/>
-              <w:szCs w:val="28"/>
-            </w:rPr>
-            <w:tab/>
-          </w:r>
-          <w:r>
-            <w:rPr>
-              <w:rStyle w:val="151"/>
-              <w:b/>
-              <w:sz w:val="28"/>
-              <w:szCs w:val="28"/>
-            </w:rPr>
             <w:t>10</w:t>
           </w:r>
           <w:r>
@@ -1665,19 +1438,6 @@
             <w:fldChar w:fldCharType="separate"/>
           </w:r>
           <w:r>
-            <w:rPr>
-              <w:rStyle w:val="151"/>
-              <w:sz w:val="28"/>
-              <w:szCs w:val="28"/>
-            </w:rPr>
-            <w:tab/>
-          </w:r>
-          <w:r>
-            <w:rPr>
-              <w:rStyle w:val="151"/>
-              <w:sz w:val="28"/>
-              <w:szCs w:val="28"/>
-            </w:rPr>
             <w:t>10</w:t>
           </w:r>
           <w:r>
@@ -1726,19 +1486,6 @@
             <w:fldChar w:fldCharType="separate"/>
           </w:r>
           <w:r>
-            <w:rPr>
-              <w:rStyle w:val="151"/>
-              <w:sz w:val="28"/>
-              <w:szCs w:val="28"/>
-            </w:rPr>
-            <w:tab/>
-          </w:r>
-          <w:r>
-            <w:rPr>
-              <w:rStyle w:val="151"/>
-              <w:sz w:val="28"/>
-              <w:szCs w:val="28"/>
-            </w:rPr>
             <w:t>12</w:t>
           </w:r>
           <w:r>
@@ -1787,19 +1534,6 @@
             <w:fldChar w:fldCharType="separate"/>
           </w:r>
           <w:r>
-            <w:rPr>
-              <w:rStyle w:val="151"/>
-              <w:sz w:val="28"/>
-              <w:szCs w:val="28"/>
-            </w:rPr>
-            <w:tab/>
-          </w:r>
-          <w:r>
-            <w:rPr>
-              <w:rStyle w:val="151"/>
-              <w:sz w:val="28"/>
-              <w:szCs w:val="28"/>
-            </w:rPr>
             <w:t>12</w:t>
           </w:r>
           <w:r>
@@ -1850,21 +1584,6 @@
             <w:fldChar w:fldCharType="separate"/>
           </w:r>
           <w:r>
-            <w:rPr>
-              <w:rStyle w:val="151"/>
-              <w:b/>
-              <w:sz w:val="28"/>
-              <w:szCs w:val="28"/>
-            </w:rPr>
-            <w:tab/>
-          </w:r>
-          <w:r>
-            <w:rPr>
-              <w:rStyle w:val="151"/>
-              <w:b/>
-              <w:sz w:val="28"/>
-              <w:szCs w:val="28"/>
-            </w:rPr>
             <w:t>13</w:t>
           </w:r>
           <w:r>
@@ -1913,19 +1632,6 @@
             <w:fldChar w:fldCharType="separate"/>
           </w:r>
           <w:r>
-            <w:rPr>
-              <w:rStyle w:val="151"/>
-              <w:sz w:val="28"/>
-              <w:szCs w:val="28"/>
-            </w:rPr>
-            <w:tab/>
-          </w:r>
-          <w:r>
-            <w:rPr>
-              <w:rStyle w:val="151"/>
-              <w:sz w:val="28"/>
-              <w:szCs w:val="28"/>
-            </w:rPr>
             <w:t>13</w:t>
           </w:r>
           <w:r>
@@ -1974,19 +1680,6 @@
             <w:fldChar w:fldCharType="separate"/>
           </w:r>
           <w:r>
-            <w:rPr>
-              <w:rStyle w:val="151"/>
-              <w:sz w:val="28"/>
-              <w:szCs w:val="28"/>
-            </w:rPr>
-            <w:tab/>
-          </w:r>
-          <w:r>
-            <w:rPr>
-              <w:rStyle w:val="151"/>
-              <w:sz w:val="28"/>
-              <w:szCs w:val="28"/>
-            </w:rPr>
             <w:t>14</w:t>
           </w:r>
           <w:r>
@@ -2035,19 +1728,6 @@
             <w:fldChar w:fldCharType="separate"/>
           </w:r>
           <w:r>
-            <w:rPr>
-              <w:rStyle w:val="151"/>
-              <w:sz w:val="28"/>
-              <w:szCs w:val="28"/>
-            </w:rPr>
-            <w:tab/>
-          </w:r>
-          <w:r>
-            <w:rPr>
-              <w:rStyle w:val="151"/>
-              <w:sz w:val="28"/>
-              <w:szCs w:val="28"/>
-            </w:rPr>
             <w:t>21</w:t>
           </w:r>
           <w:r>
@@ -2096,19 +1776,6 @@
             <w:fldChar w:fldCharType="separate"/>
           </w:r>
           <w:r>
-            <w:rPr>
-              <w:rStyle w:val="151"/>
-              <w:sz w:val="28"/>
-              <w:szCs w:val="28"/>
-            </w:rPr>
-            <w:tab/>
-          </w:r>
-          <w:r>
-            <w:rPr>
-              <w:rStyle w:val="151"/>
-              <w:sz w:val="28"/>
-              <w:szCs w:val="28"/>
-            </w:rPr>
             <w:t>22</w:t>
           </w:r>
           <w:r>
@@ -2157,19 +1824,6 @@
             <w:fldChar w:fldCharType="separate"/>
           </w:r>
           <w:r>
-            <w:rPr>
-              <w:rStyle w:val="151"/>
-              <w:sz w:val="28"/>
-              <w:szCs w:val="28"/>
-            </w:rPr>
-            <w:tab/>
-          </w:r>
-          <w:r>
-            <w:rPr>
-              <w:rStyle w:val="151"/>
-              <w:sz w:val="28"/>
-              <w:szCs w:val="28"/>
-            </w:rPr>
             <w:t>23</w:t>
           </w:r>
           <w:r>
@@ -2220,21 +1874,6 @@
             <w:fldChar w:fldCharType="separate"/>
           </w:r>
           <w:r>
-            <w:rPr>
-              <w:rStyle w:val="151"/>
-              <w:b/>
-              <w:sz w:val="28"/>
-              <w:szCs w:val="28"/>
-            </w:rPr>
-            <w:tab/>
-          </w:r>
-          <w:r>
-            <w:rPr>
-              <w:rStyle w:val="151"/>
-              <w:b/>
-              <w:sz w:val="28"/>
-              <w:szCs w:val="28"/>
-            </w:rPr>
             <w:t>25</w:t>
           </w:r>
           <w:r>
@@ -2295,22 +1934,7 @@
             <w:fldChar w:fldCharType="separate"/>
           </w:r>
           <w:r>
-            <w:rPr>
-              <w:rStyle w:val="151"/>
-              <w:b/>
-              <w:sz w:val="28"/>
-              <w:szCs w:val="28"/>
-            </w:rPr>
-            <w:tab/>
-          </w:r>
-          <w:r>
-            <w:rPr>
-              <w:rStyle w:val="151"/>
-              <w:b/>
-              <w:sz w:val="28"/>
-              <w:szCs w:val="28"/>
-            </w:rPr>
-            <w:t>26</w:t>
+            <w:t>27</w:t>
           </w:r>
           <w:r>
             <w:fldChar w:fldCharType="end"/>
@@ -2351,13 +1975,6 @@
     </w:sdt>
     <w:p>
       <w:pPr>
-        <w:rPr>
-          <w:b/>
-        </w:rPr>
-      </w:pPr>
-    </w:p>
-    <w:p>
-      <w:pPr>
         <w:pStyle w:val="2"/>
         <w:numPr>
           <w:ilvl w:val="0"/>
@@ -2369,6 +1986,8 @@
           <w:lang w:val="ru-RU"/>
         </w:rPr>
       </w:pPr>
+      <w:bookmarkStart w:id="25" w:name="_GoBack"/>
+      <w:bookmarkEnd w:id="25"/>
       <w:bookmarkStart w:id="0" w:name="_Toc14169"/>
       <w:r>
         <w:rPr>

--- a/Документы/отчёт.docx
+++ b/Документы/отчёт.docx
@@ -1986,8 +1986,6 @@
           <w:lang w:val="ru-RU"/>
         </w:rPr>
       </w:pPr>
-      <w:bookmarkStart w:id="25" w:name="_GoBack"/>
-      <w:bookmarkEnd w:id="25"/>
       <w:bookmarkStart w:id="0" w:name="_Toc14169"/>
       <w:r>
         <w:rPr>
@@ -3266,17 +3264,20 @@
     </w:p>
     <w:p>
       <w:pPr>
-        <w:ind w:left="0" w:firstLine="0"/>
-        <w:rPr>
-          <w:lang w:val="ru-RU"/>
-        </w:rPr>
-      </w:pPr>
-      <w:r>
+        <w:ind w:left="0" w:leftChars="0" w:firstLine="0" w:firstLineChars="0"/>
+        <w:rPr>
+          <w:lang w:val="ru-RU"/>
+        </w:rPr>
+      </w:pPr>
+      <w:r>
+        <w:rPr>
+          <w:lang w:val="ru-RU"/>
+        </w:rPr>
         <w:drawing>
-          <wp:inline distT="0" distB="0" distL="0" distR="0">
-            <wp:extent cx="6115685" cy="1781175"/>
-            <wp:effectExtent l="0" t="0" r="0" b="0"/>
-            <wp:docPr id="4" name="Picture 12" descr="state_determine_diag"/>
+          <wp:inline distT="0" distB="0" distL="114300" distR="114300">
+            <wp:extent cx="6107430" cy="1778635"/>
+            <wp:effectExtent l="0" t="0" r="3810" b="4445"/>
+            <wp:docPr id="13" name="Изображение 13" descr="state_determine_diag"/>
             <wp:cNvGraphicFramePr>
               <a:graphicFrameLocks xmlns:a="http://schemas.openxmlformats.org/drawingml/2006/main" noChangeAspect="1"/>
             </wp:cNvGraphicFramePr>
@@ -3284,9 +3285,9 @@
               <a:graphicData uri="http://schemas.openxmlformats.org/drawingml/2006/picture">
                 <pic:pic xmlns:pic="http://schemas.openxmlformats.org/drawingml/2006/picture">
                   <pic:nvPicPr>
-                    <pic:cNvPr id="4" name="Picture 12" descr="state_determine_diag"/>
+                    <pic:cNvPr id="13" name="Изображение 13" descr="state_determine_diag"/>
                     <pic:cNvPicPr>
-                      <a:picLocks noChangeAspect="1" noChangeArrowheads="1"/>
+                      <a:picLocks noChangeAspect="1"/>
                     </pic:cNvPicPr>
                   </pic:nvPicPr>
                   <pic:blipFill>
@@ -3298,12 +3299,11 @@
                   <pic:spPr>
                     <a:xfrm>
                       <a:off x="0" y="0"/>
-                      <a:ext cx="6115685" cy="1781175"/>
+                      <a:ext cx="6107430" cy="1778635"/>
                     </a:xfrm>
                     <a:prstGeom prst="rect">
                       <a:avLst/>
                     </a:prstGeom>
-                    <a:noFill/>
                   </pic:spPr>
                 </pic:pic>
               </a:graphicData>
@@ -3311,6 +3311,8 @@
           </wp:inline>
         </w:drawing>
       </w:r>
+      <w:bookmarkStart w:id="25" w:name="_GoBack"/>
+      <w:bookmarkEnd w:id="25"/>
     </w:p>
     <w:p>
       <w:pPr>
